--- a/yjtcApi.docx
+++ b/yjtcApi.docx
@@ -256,37 +256,250 @@
     <w:p>
       <w:pPr>
         <w:rPr>
+          <w:rFonts w:hint="eastAsia" w:ascii="新宋体" w:hAnsi="新宋体" w:eastAsia="新宋体"/>
+          <w:color w:val="000000"/>
+          <w:sz w:val="19"/>
+          <w:szCs w:val="24"/>
+          <w:highlight w:val="white"/>
+          <w:lang w:val="en-US" w:eastAsia="zh-CN"/>
+        </w:rPr>
+      </w:pPr>
+      <w:r>
+        <w:rPr>
+          <w:rFonts w:hint="eastAsia" w:ascii="新宋体" w:hAnsi="新宋体" w:eastAsia="新宋体"/>
+          <w:color w:val="000000"/>
+          <w:sz w:val="19"/>
+          <w:szCs w:val="24"/>
+          <w:highlight w:val="white"/>
+          <w:lang w:val="en-US" w:eastAsia="zh-CN"/>
+        </w:rPr>
+        <w:t>PlaySoundLow会使得音频在较低的频率中随机</w:t>
+      </w:r>
+    </w:p>
+    <w:p>
+      <w:pPr>
+        <w:rPr>
+          <w:rFonts w:hint="eastAsia" w:ascii="新宋体" w:hAnsi="新宋体" w:eastAsia="新宋体"/>
+          <w:color w:val="000000"/>
+          <w:sz w:val="19"/>
+          <w:szCs w:val="24"/>
+          <w:highlight w:val="white"/>
+          <w:lang w:val="en-US" w:eastAsia="zh-CN"/>
+        </w:rPr>
+      </w:pPr>
+    </w:p>
+    <w:p>
+      <w:pPr>
+        <w:rPr>
+          <w:rFonts w:hint="eastAsia" w:ascii="新宋体" w:hAnsi="新宋体" w:eastAsia="新宋体"/>
+          <w:color w:val="2B91AF"/>
+          <w:sz w:val="19"/>
+          <w:szCs w:val="24"/>
+          <w:highlight w:val="white"/>
+        </w:rPr>
+      </w:pPr>
+      <w:r>
+        <w:rPr>
+          <w:rFonts w:hint="eastAsia" w:ascii="新宋体" w:hAnsi="新宋体" w:eastAsia="新宋体"/>
+          <w:color w:val="2B91AF"/>
+          <w:sz w:val="19"/>
+          <w:szCs w:val="24"/>
+          <w:highlight w:val="white"/>
+        </w:rPr>
+        <w:t>EventManage</w:t>
+      </w:r>
+    </w:p>
+    <w:p>
+      <w:pPr>
+        <w:rPr>
+          <w:rFonts w:hint="eastAsia" w:ascii="新宋体" w:hAnsi="新宋体" w:eastAsia="新宋体"/>
+          <w:color w:val="2B91AF"/>
+          <w:sz w:val="19"/>
+          <w:szCs w:val="24"/>
+          <w:highlight w:val="white"/>
+        </w:rPr>
+      </w:pPr>
+    </w:p>
+    <w:p>
+      <w:pPr>
+        <w:rPr>
+          <w:rFonts w:hint="eastAsia" w:ascii="新宋体" w:hAnsi="新宋体" w:eastAsia="新宋体"/>
+          <w:color w:val="2B91AF"/>
+          <w:sz w:val="19"/>
+          <w:szCs w:val="24"/>
+          <w:highlight w:val="white"/>
+          <w:lang w:val="en-US" w:eastAsia="zh-CN"/>
+        </w:rPr>
+      </w:pPr>
+      <w:r>
+        <w:rPr>
+          <w:rFonts w:hint="eastAsia" w:ascii="新宋体" w:hAnsi="新宋体" w:eastAsia="新宋体"/>
+          <w:color w:val="2B91AF"/>
+          <w:sz w:val="19"/>
+          <w:szCs w:val="24"/>
+          <w:highlight w:val="white"/>
+          <w:lang w:val="en-US" w:eastAsia="zh-CN"/>
+        </w:rPr>
+        <w:t>首先要在</w:t>
+      </w:r>
+      <w:r>
+        <w:rPr>
+          <w:rFonts w:hint="eastAsia" w:ascii="新宋体" w:hAnsi="新宋体" w:eastAsia="新宋体"/>
+          <w:color w:val="2B91AF"/>
+          <w:sz w:val="19"/>
+          <w:szCs w:val="24"/>
+          <w:highlight w:val="white"/>
+        </w:rPr>
+        <w:t>EventManageEnum</w:t>
+      </w:r>
+      <w:r>
+        <w:rPr>
+          <w:rFonts w:hint="eastAsia" w:ascii="新宋体" w:hAnsi="新宋体" w:eastAsia="新宋体"/>
+          <w:color w:val="2B91AF"/>
+          <w:sz w:val="19"/>
+          <w:szCs w:val="24"/>
+          <w:highlight w:val="white"/>
+          <w:lang w:val="en-US" w:eastAsia="zh-CN"/>
+        </w:rPr>
+        <w:t>申明枚举</w:t>
+      </w:r>
+    </w:p>
+    <w:p>
+      <w:pPr>
+        <w:rPr>
+          <w:rFonts w:hint="eastAsia" w:ascii="新宋体" w:hAnsi="新宋体" w:eastAsia="新宋体"/>
+          <w:color w:val="2B91AF"/>
+          <w:sz w:val="19"/>
+          <w:szCs w:val="24"/>
+          <w:highlight w:val="white"/>
+          <w:lang w:val="en-US" w:eastAsia="zh-CN"/>
+        </w:rPr>
+      </w:pPr>
+    </w:p>
+    <w:p>
+      <w:pPr>
+        <w:rPr>
+          <w:rFonts w:hint="eastAsia" w:ascii="新宋体" w:hAnsi="新宋体" w:eastAsia="新宋体"/>
+          <w:color w:val="2B91AF"/>
+          <w:sz w:val="19"/>
+          <w:szCs w:val="24"/>
+          <w:highlight w:val="white"/>
+          <w:lang w:val="en-US" w:eastAsia="zh-CN"/>
+        </w:rPr>
+      </w:pPr>
+      <w:r>
+        <w:rPr>
           <w:rFonts w:hint="default" w:ascii="新宋体" w:hAnsi="新宋体" w:eastAsia="新宋体"/>
-          <w:color w:val="000000"/>
-          <w:sz w:val="19"/>
-          <w:szCs w:val="24"/>
-          <w:highlight w:val="white"/>
-          <w:lang w:val="en-US" w:eastAsia="zh-CN"/>
-        </w:rPr>
-      </w:pPr>
-      <w:r>
-        <w:rPr>
-          <w:rFonts w:hint="eastAsia" w:ascii="新宋体" w:hAnsi="新宋体" w:eastAsia="新宋体"/>
-          <w:color w:val="000000"/>
-          <w:sz w:val="19"/>
-          <w:szCs w:val="24"/>
-          <w:highlight w:val="white"/>
-          <w:lang w:val="en-US" w:eastAsia="zh-CN"/>
-        </w:rPr>
-        <w:t>PlaySoundLow会使得音频在较低的</w:t>
+          <w:color w:val="2B91AF"/>
+          <w:sz w:val="19"/>
+          <w:szCs w:val="24"/>
+          <w:highlight w:val="white"/>
+          <w:lang w:val="en-US" w:eastAsia="zh-CN"/>
+        </w:rPr>
+        <w:t xml:space="preserve"> EventManage.AddEvent</w:t>
+      </w:r>
+      <w:r>
+        <w:rPr>
+          <w:rFonts w:hint="eastAsia" w:ascii="新宋体" w:hAnsi="新宋体" w:eastAsia="新宋体"/>
+          <w:color w:val="2B91AF"/>
+          <w:sz w:val="19"/>
+          <w:szCs w:val="24"/>
+          <w:highlight w:val="white"/>
+          <w:lang w:val="en-US" w:eastAsia="zh-CN"/>
+        </w:rPr>
+        <w:t>(事件枚举,事件函数)</w:t>
+      </w:r>
+    </w:p>
+    <w:p>
+      <w:pPr>
+        <w:rPr>
+          <w:rFonts w:hint="eastAsia" w:ascii="新宋体" w:hAnsi="新宋体" w:eastAsia="新宋体"/>
+          <w:color w:val="2B91AF"/>
+          <w:sz w:val="19"/>
+          <w:szCs w:val="24"/>
+          <w:highlight w:val="white"/>
+          <w:lang w:val="en-US" w:eastAsia="zh-CN"/>
+        </w:rPr>
+      </w:pPr>
+      <w:r>
+        <w:rPr>
+          <w:rFonts w:hint="default" w:ascii="新宋体" w:hAnsi="新宋体" w:eastAsia="新宋体"/>
+          <w:color w:val="2B91AF"/>
+          <w:sz w:val="19"/>
+          <w:szCs w:val="24"/>
+          <w:highlight w:val="white"/>
+          <w:lang w:val="en-US" w:eastAsia="zh-CN"/>
+        </w:rPr>
+        <w:t>EventManage</w:t>
+      </w:r>
+      <w:r>
+        <w:rPr>
+          <w:rFonts w:hint="eastAsia" w:ascii="新宋体" w:hAnsi="新宋体" w:eastAsia="新宋体"/>
+          <w:color w:val="2B91AF"/>
+          <w:sz w:val="19"/>
+          <w:szCs w:val="24"/>
+          <w:highlight w:val="white"/>
+          <w:lang w:val="en-US" w:eastAsia="zh-CN"/>
+        </w:rPr>
+        <w:t>.sendEvent(传入参数)调用事件</w:t>
       </w:r>
       <w:bookmarkStart w:id="0" w:name="_GoBack"/>
       <w:bookmarkEnd w:id="0"/>
-      <w:r>
-        <w:rPr>
-          <w:rFonts w:hint="eastAsia" w:ascii="新宋体" w:hAnsi="新宋体" w:eastAsia="新宋体"/>
-          <w:color w:val="000000"/>
-          <w:sz w:val="19"/>
-          <w:szCs w:val="24"/>
-          <w:highlight w:val="white"/>
-          <w:lang w:val="en-US" w:eastAsia="zh-CN"/>
-        </w:rPr>
-        <w:t>频率中随机</w:t>
+    </w:p>
+    <w:p>
+      <w:pPr>
+        <w:rPr>
+          <w:rFonts w:hint="default" w:ascii="新宋体" w:hAnsi="新宋体" w:eastAsia="新宋体"/>
+          <w:color w:val="2B91AF"/>
+          <w:sz w:val="19"/>
+          <w:szCs w:val="24"/>
+          <w:highlight w:val="white"/>
+          <w:lang w:val="en-US" w:eastAsia="zh-CN"/>
+        </w:rPr>
+      </w:pPr>
+      <w:r>
+        <w:rPr>
+          <w:rFonts w:hint="default" w:ascii="新宋体" w:hAnsi="新宋体" w:eastAsia="新宋体"/>
+          <w:color w:val="2B91AF"/>
+          <w:sz w:val="19"/>
+          <w:szCs w:val="24"/>
+          <w:highlight w:val="white"/>
+          <w:lang w:val="en-US" w:eastAsia="zh-CN"/>
+        </w:rPr>
+        <w:t>EventManage.</w:t>
+      </w:r>
+      <w:r>
+        <w:rPr>
+          <w:rFonts w:hint="eastAsia" w:ascii="新宋体" w:hAnsi="新宋体" w:eastAsia="新宋体"/>
+          <w:color w:val="2B91AF"/>
+          <w:sz w:val="19"/>
+          <w:szCs w:val="24"/>
+          <w:highlight w:val="white"/>
+          <w:lang w:val="en-US" w:eastAsia="zh-CN"/>
+        </w:rPr>
+        <w:t>Remove</w:t>
+      </w:r>
+      <w:r>
+        <w:rPr>
+          <w:rFonts w:hint="default" w:ascii="新宋体" w:hAnsi="新宋体" w:eastAsia="新宋体"/>
+          <w:color w:val="2B91AF"/>
+          <w:sz w:val="19"/>
+          <w:szCs w:val="24"/>
+          <w:highlight w:val="white"/>
+          <w:lang w:val="en-US" w:eastAsia="zh-CN"/>
+        </w:rPr>
+        <w:t>Event</w:t>
+      </w:r>
+      <w:r>
+        <w:rPr>
+          <w:rFonts w:hint="eastAsia" w:ascii="新宋体" w:hAnsi="新宋体" w:eastAsia="新宋体"/>
+          <w:color w:val="2B91AF"/>
+          <w:sz w:val="19"/>
+          <w:szCs w:val="24"/>
+          <w:highlight w:val="white"/>
+          <w:lang w:val="en-US" w:eastAsia="zh-CN"/>
+        </w:rPr>
+        <w:t>(事件枚举,删除的函数)</w:t>
       </w:r>
     </w:p>
     <w:sectPr>
@@ -376,7 +589,7 @@
     <w:lsdException w:qFormat="1" w:unhideWhenUsed="0" w:uiPriority="0" w:semiHidden="0" w:name="Title"/>
     <w:lsdException w:unhideWhenUsed="0" w:uiPriority="0" w:semiHidden="0" w:name="Closing"/>
     <w:lsdException w:unhideWhenUsed="0" w:uiPriority="0" w:semiHidden="0" w:name="Signature"/>
-    <w:lsdException w:unhideWhenUsed="0" w:uiPriority="0" w:name="Default Paragraph Font"/>
+    <w:lsdException w:qFormat="1" w:unhideWhenUsed="0" w:uiPriority="0" w:name="Default Paragraph Font"/>
     <w:lsdException w:unhideWhenUsed="0" w:uiPriority="0" w:semiHidden="0" w:name="Body Text"/>
     <w:lsdException w:unhideWhenUsed="0" w:uiPriority="0" w:semiHidden="0" w:name="Body Text Indent"/>
     <w:lsdException w:unhideWhenUsed="0" w:uiPriority="0" w:semiHidden="0" w:name="List Continue"/>
@@ -567,7 +780,7 @@
       <w:jc w:val="both"/>
     </w:pPr>
     <w:rPr>
-      <w:rFonts w:eastAsia="宋体"/>
+      <w:rFonts w:eastAsia="宋体" w:asciiTheme="minorHAnsi" w:hAnsiTheme="minorHAnsi" w:cstheme="minorBidi"/>
       <w:kern w:val="2"/>
       <w:sz w:val="21"/>
     </w:rPr>
@@ -575,6 +788,7 @@
   <w:style w:type="character" w:default="1" w:styleId="3">
     <w:name w:val="Default Paragraph Font"/>
     <w:semiHidden/>
+    <w:qFormat/>
     <w:uiPriority w:val="0"/>
   </w:style>
   <w:style w:type="table" w:default="1" w:styleId="2">
